--- a/CÔNG TY TNHH TÍN ANH/TinAnh_ChuyenDoiLoaiHinhDN/TinAnh_QuyetDinh_ChuSoHuu.docx
+++ b/CÔNG TY TNHH TÍN ANH/TinAnh_ChuyenDoiLoaiHinhDN/TinAnh_QuyetDinh_ChuSoHuu.docx
@@ -83,7 +83,7 @@
                 <w:sz w:val="28"/>
                 <w:szCs w:val="28"/>
               </w:rPr>
-              <w:t>CÔNG TY TNHH TM DỊCH VỤ GIANG THÀNH PHÁT</w:t>
+              <w:t>CÔNG TY TNHH SẢN XUẤT THƯƠNG MẠI DỊCH VỤ TÍN ANH</w:t>
             </w:r>
           </w:p>
           <w:p>
@@ -267,7 +267,7 @@
                 <w:sz w:val="28"/>
                 <w:szCs w:val="28"/>
               </w:rPr>
-              <w:t>7</w:t>
+              <w:t>23</w:t>
             </w:r>
             <w:r>
               <w:rPr>
@@ -287,7 +287,7 @@
                 <w:sz w:val="28"/>
                 <w:szCs w:val="28"/>
               </w:rPr>
-              <w:t>1</w:t>
+              <w:t>3</w:t>
             </w:r>
             <w:r>
               <w:rPr>
@@ -297,7 +297,7 @@
                 <w:sz w:val="28"/>
                 <w:szCs w:val="28"/>
               </w:rPr>
-              <w:t>1</w:t>
+              <w:t xml:space="preserve">  năm </w:t>
             </w:r>
             <w:r>
               <w:rPr>
@@ -307,7 +307,7 @@
                 <w:sz w:val="28"/>
                 <w:szCs w:val="28"/>
               </w:rPr>
-              <w:t xml:space="preserve">  năm </w:t>
+              <w:t>202</w:t>
             </w:r>
             <w:r>
               <w:rPr>
@@ -317,7 +317,7 @@
                 <w:sz w:val="28"/>
                 <w:szCs w:val="28"/>
               </w:rPr>
-              <w:t>2025</w:t>
+              <w:t>6</w:t>
             </w:r>
           </w:p>
         </w:tc>
@@ -628,7 +628,7 @@
           <w:sz w:val="28"/>
           <w:szCs w:val="28"/>
         </w:rPr>
-        <w:t>CÔNG TY TNHH TM DỊCH VỤ GIANG THÀNH PHÁT</w:t>
+        <w:t>CÔNG TY TNHH SẢN XUẤT THƯƠNG MẠI DỊCH VỤ TÍN ANH</w:t>
       </w:r>
     </w:p>
     <w:p>
@@ -808,7 +808,7 @@
           <w:sz w:val="28"/>
           <w:szCs w:val="28"/>
         </w:rPr>
-        <w:t>HỒ LỶ KÍN</w:t>
+        <w:t>NGUYỄN XUÂN KIM</w:t>
       </w:r>
     </w:p>
     <w:p>
@@ -840,7 +840,7 @@
           <w:sz w:val="28"/>
           <w:szCs w:val="28"/>
         </w:rPr>
-        <w:t>10/10/1989</w:t>
+        <w:t>20/02/1990</w:t>
       </w:r>
     </w:p>
     <w:p>
@@ -864,7 +864,15 @@
           <w:sz w:val="28"/>
           <w:szCs w:val="28"/>
         </w:rPr>
-        <w:t>Giới tính: Nữ</w:t>
+        <w:t xml:space="preserve">Giới tính: </w:t>
+      </w:r>
+      <w:r>
+        <w:rPr>
+          <w:rFonts w:ascii="Times New Roman" w:hAnsi="Times New Roman" w:cs="Times New Roman"/>
+          <w:sz w:val="28"/>
+          <w:szCs w:val="28"/>
+        </w:rPr>
+        <w:t>Nam</w:t>
       </w:r>
     </w:p>
     <w:p>
@@ -920,7 +928,7 @@
           <w:sz w:val="28"/>
           <w:szCs w:val="28"/>
         </w:rPr>
-        <w:t>390 Tổ 9, Ấp Tân Bảo, Xã Cẩm Mỹ, Tỉnh Đồng Nai</w:t>
+        <w:t>Thôn Thọ Tây, Xã Sơn Tịnh, Tỉnh Quảng Ngãi</w:t>
       </w:r>
     </w:p>
     <w:p>
@@ -954,33 +962,23 @@
           <w:sz w:val="28"/>
           <w:szCs w:val="28"/>
         </w:rPr>
-        <w:t>800.000.000</w:t>
-      </w:r>
-      <w:r>
-        <w:rPr>
-          <w:rFonts w:ascii="Times New Roman" w:hAnsi="Times New Roman" w:cs="Times New Roman"/>
-          <w:b/>
-          <w:bCs/>
-          <w:sz w:val="28"/>
-          <w:szCs w:val="28"/>
-        </w:rPr>
-        <w:t xml:space="preserve"> đồng</w:t>
-      </w:r>
-      <w:r>
-        <w:rPr>
-          <w:rFonts w:ascii="Times New Roman" w:hAnsi="Times New Roman" w:cs="Times New Roman"/>
-          <w:sz w:val="28"/>
-          <w:szCs w:val="28"/>
-        </w:rPr>
-        <w:t xml:space="preserve"> (</w:t>
-      </w:r>
-      <w:r>
-        <w:rPr>
-          <w:rFonts w:ascii="Times New Roman" w:hAnsi="Times New Roman" w:cs="Times New Roman"/>
-          <w:sz w:val="28"/>
-          <w:szCs w:val="28"/>
-        </w:rPr>
-        <w:t>Tám trăm triệu đồng</w:t>
+        <w:t xml:space="preserve">1.520.000.000 đồng </w:t>
+      </w:r>
+      <w:r>
+        <w:rPr>
+          <w:rFonts w:ascii="Times New Roman" w:hAnsi="Times New Roman" w:cs="Times New Roman"/>
+          <w:sz w:val="28"/>
+          <w:szCs w:val="28"/>
+        </w:rPr>
+        <w:t>(</w:t>
+      </w:r>
+      <w:r>
+        <w:rPr>
+          <w:rFonts w:ascii="Times New Roman" w:hAnsi="Times New Roman" w:cs="Times New Roman"/>
+          <w:sz w:val="28"/>
+          <w:szCs w:val="28"/>
+        </w:rPr>
+        <w:t>Một tỷ năm trăm hai mươi triệu đồng</w:t>
       </w:r>
       <w:r>
         <w:rPr>
@@ -1022,8 +1020,72 @@
           <w:sz w:val="28"/>
           <w:szCs w:val="28"/>
         </w:rPr>
-        <w:t>Tiền mặ</w:t>
-      </w:r>
+        <w:t>Tiền mặt</w:t>
+      </w:r>
+    </w:p>
+    <w:p>
+      <w:pPr>
+        <w:spacing w:after="120" w:line="240" w:lineRule="auto"/>
+        <w:ind w:left="0" w:right="0" w:firstLine="360"/>
+        <w:jc w:val="both"/>
+        <w:rPr>
+          <w:rFonts w:ascii="Times New Roman" w:hAnsi="Times New Roman" w:cs="Times New Roman"/>
+          <w:sz w:val="28"/>
+          <w:szCs w:val="28"/>
+        </w:rPr>
+      </w:pPr>
+    </w:p>
+    <w:p>
+      <w:pPr>
+        <w:spacing w:after="120" w:line="240" w:lineRule="auto"/>
+        <w:ind w:left="0" w:right="0" w:firstLine="360"/>
+        <w:jc w:val="both"/>
+        <w:rPr>
+          <w:rFonts w:ascii="Times New Roman" w:hAnsi="Times New Roman" w:cs="Times New Roman"/>
+          <w:sz w:val="28"/>
+          <w:szCs w:val="28"/>
+        </w:rPr>
+      </w:pPr>
+      <w:r>
+        <w:rPr>
+          <w:rFonts w:ascii="Times New Roman" w:hAnsi="Times New Roman" w:cs="Times New Roman"/>
+          <w:sz w:val="28"/>
+          <w:szCs w:val="28"/>
+        </w:rPr>
+        <w:t xml:space="preserve"> </w:t>
+      </w:r>
+    </w:p>
+    <w:p>
+      <w:pPr>
+        <w:spacing w:after="120" w:line="240" w:lineRule="auto"/>
+        <w:ind w:left="0" w:right="0" w:firstLine="360"/>
+        <w:jc w:val="both"/>
+        <w:rPr>
+          <w:rFonts w:ascii="Times New Roman" w:hAnsi="Times New Roman" w:cs="Times New Roman"/>
+          <w:sz w:val="28"/>
+          <w:szCs w:val="28"/>
+        </w:rPr>
+      </w:pPr>
+      <w:r>
+        <w:rPr>
+          <w:rFonts w:ascii="Times New Roman" w:hAnsi="Times New Roman" w:cs="Times New Roman"/>
+          <w:sz w:val="28"/>
+          <w:szCs w:val="28"/>
+        </w:rPr>
+        <w:t> </w:t>
+      </w:r>
+    </w:p>
+    <w:p>
+      <w:pPr>
+        <w:spacing w:after="120" w:line="240" w:lineRule="auto"/>
+        <w:ind w:left="0" w:right="0" w:firstLine="360"/>
+        <w:jc w:val="both"/>
+        <w:rPr>
+          <w:rFonts w:ascii="Times New Roman" w:hAnsi="Times New Roman" w:cs="Times New Roman"/>
+          <w:sz w:val="28"/>
+          <w:szCs w:val="28"/>
+        </w:rPr>
+      </w:pPr>
       <w:r>
         <w:rPr>
           <w:rFonts w:ascii="Times New Roman" w:hAnsi="Times New Roman" w:cs="Times New Roman"/>
@@ -1031,8 +1093,52 @@
           <w:bCs/>
           <w:sz w:val="28"/>
           <w:szCs w:val="28"/>
-        </w:rPr>
-        <w:t>t</w:t>
+          <w:u w:val="single"/>
+        </w:rPr>
+        <w:t xml:space="preserve">Điều </w:t>
+      </w:r>
+      <w:r>
+        <w:rPr>
+          <w:rFonts w:ascii="Times New Roman" w:hAnsi="Times New Roman" w:cs="Times New Roman"/>
+          <w:b/>
+          <w:bCs/>
+          <w:sz w:val="28"/>
+          <w:szCs w:val="28"/>
+          <w:u w:val="single"/>
+        </w:rPr>
+        <w:t>2</w:t>
+      </w:r>
+      <w:r>
+        <w:rPr>
+          <w:rFonts w:ascii="Times New Roman" w:hAnsi="Times New Roman" w:cs="Times New Roman"/>
+          <w:sz w:val="28"/>
+          <w:szCs w:val="28"/>
+        </w:rPr>
+        <w:t xml:space="preserve">: Giao cho Ông/ Bà </w:t>
+      </w:r>
+      <w:r>
+        <w:rPr>
+          <w:rFonts w:ascii="Times New Roman" w:hAnsi="Times New Roman" w:cs="Times New Roman"/>
+          <w:sz w:val="28"/>
+          <w:szCs w:val="28"/>
+        </w:rPr>
+        <w:t>HÀ THỊ NGỌC TRINH</w:t>
+      </w:r>
+      <w:r>
+        <w:rPr>
+          <w:rFonts w:ascii="Times New Roman" w:hAnsi="Times New Roman" w:cs="Times New Roman"/>
+          <w:sz w:val="28"/>
+          <w:szCs w:val="28"/>
+        </w:rPr>
+        <w:t xml:space="preserve"> </w:t>
+      </w:r>
+      <w:r>
+        <w:rPr>
+          <w:rFonts w:ascii="Times New Roman" w:hAnsi="Times New Roman" w:cs="Times New Roman"/>
+          <w:sz w:val="28"/>
+          <w:szCs w:val="28"/>
+        </w:rPr>
+        <w:t>tiến hành các thủ tục cần thiết theo quy định của pháp luật.</w:t>
       </w:r>
     </w:p>
     <w:p>
@@ -1046,6 +1152,16 @@
           <w:szCs w:val="28"/>
         </w:rPr>
       </w:pPr>
+      <w:r>
+        <w:rPr>
+          <w:rFonts w:ascii="Times New Roman" w:hAnsi="Times New Roman" w:cs="Times New Roman"/>
+          <w:b/>
+          <w:bCs/>
+          <w:sz w:val="28"/>
+          <w:szCs w:val="28"/>
+        </w:rPr>
+        <w:t> </w:t>
+      </w:r>
     </w:p>
     <w:p>
       <w:pPr>
@@ -1061,10 +1177,13 @@
       <w:r>
         <w:rPr>
           <w:rFonts w:ascii="Times New Roman" w:hAnsi="Times New Roman" w:cs="Times New Roman"/>
-          <w:sz w:val="28"/>
-          <w:szCs w:val="28"/>
-        </w:rPr>
-        <w:t xml:space="preserve"> </w:t>
+          <w:b/>
+          <w:bCs/>
+          <w:sz w:val="28"/>
+          <w:szCs w:val="28"/>
+        </w:rPr>
+        <w:lastRenderedPageBreak/>
+        <w:t> </w:t>
       </w:r>
     </w:p>
     <w:p>
@@ -1081,143 +1200,12 @@
       <w:r>
         <w:rPr>
           <w:rFonts w:ascii="Times New Roman" w:hAnsi="Times New Roman" w:cs="Times New Roman"/>
-          <w:sz w:val="28"/>
-          <w:szCs w:val="28"/>
-        </w:rPr>
-        <w:t> </w:t>
-      </w:r>
-    </w:p>
-    <w:p>
-      <w:pPr>
-        <w:spacing w:after="120" w:line="240" w:lineRule="auto"/>
-        <w:ind w:left="0" w:right="0" w:firstLine="360"/>
-        <w:jc w:val="both"/>
-        <w:rPr>
-          <w:rFonts w:ascii="Times New Roman" w:hAnsi="Times New Roman" w:cs="Times New Roman"/>
-          <w:sz w:val="28"/>
-          <w:szCs w:val="28"/>
-        </w:rPr>
-      </w:pPr>
-      <w:r>
-        <w:rPr>
-          <w:rFonts w:ascii="Times New Roman" w:hAnsi="Times New Roman" w:cs="Times New Roman"/>
           <w:b/>
           <w:bCs/>
           <w:sz w:val="28"/>
           <w:szCs w:val="28"/>
           <w:u w:val="single"/>
         </w:rPr>
-        <w:t xml:space="preserve">Điều </w:t>
-      </w:r>
-      <w:r>
-        <w:rPr>
-          <w:rFonts w:ascii="Times New Roman" w:hAnsi="Times New Roman" w:cs="Times New Roman"/>
-          <w:b/>
-          <w:bCs/>
-          <w:sz w:val="28"/>
-          <w:szCs w:val="28"/>
-          <w:u w:val="single"/>
-        </w:rPr>
-        <w:t>2</w:t>
-      </w:r>
-      <w:r>
-        <w:rPr>
-          <w:rFonts w:ascii="Times New Roman" w:hAnsi="Times New Roman" w:cs="Times New Roman"/>
-          <w:sz w:val="28"/>
-          <w:szCs w:val="28"/>
-        </w:rPr>
-        <w:t xml:space="preserve">: Giao cho Ông/ Bà </w:t>
-      </w:r>
-      <w:r>
-        <w:rPr>
-          <w:rFonts w:ascii="Times New Roman" w:hAnsi="Times New Roman" w:cs="Times New Roman"/>
-          <w:sz w:val="28"/>
-          <w:szCs w:val="28"/>
-        </w:rPr>
-        <w:t>VÒNG A HÁ</w:t>
-      </w:r>
-      <w:r>
-        <w:rPr>
-          <w:rFonts w:ascii="Times New Roman" w:hAnsi="Times New Roman" w:cs="Times New Roman"/>
-          <w:sz w:val="28"/>
-          <w:szCs w:val="28"/>
-        </w:rPr>
-        <w:t xml:space="preserve"> </w:t>
-      </w:r>
-      <w:r>
-        <w:rPr>
-          <w:rFonts w:ascii="Times New Roman" w:hAnsi="Times New Roman" w:cs="Times New Roman"/>
-          <w:sz w:val="28"/>
-          <w:szCs w:val="28"/>
-        </w:rPr>
-        <w:t>tiến hành các thủ tục cần thiết theo quy định của pháp luật.</w:t>
-      </w:r>
-    </w:p>
-    <w:p>
-      <w:pPr>
-        <w:spacing w:after="120" w:line="240" w:lineRule="auto"/>
-        <w:ind w:left="0" w:right="0" w:firstLine="360"/>
-        <w:jc w:val="both"/>
-        <w:rPr>
-          <w:rFonts w:ascii="Times New Roman" w:hAnsi="Times New Roman" w:cs="Times New Roman"/>
-          <w:sz w:val="28"/>
-          <w:szCs w:val="28"/>
-        </w:rPr>
-      </w:pPr>
-      <w:r>
-        <w:rPr>
-          <w:rFonts w:ascii="Times New Roman" w:hAnsi="Times New Roman" w:cs="Times New Roman"/>
-          <w:b/>
-          <w:bCs/>
-          <w:sz w:val="28"/>
-          <w:szCs w:val="28"/>
-        </w:rPr>
-        <w:t> </w:t>
-      </w:r>
-    </w:p>
-    <w:p>
-      <w:pPr>
-        <w:spacing w:after="120" w:line="240" w:lineRule="auto"/>
-        <w:ind w:left="0" w:right="0" w:firstLine="360"/>
-        <w:jc w:val="both"/>
-        <w:rPr>
-          <w:rFonts w:ascii="Times New Roman" w:hAnsi="Times New Roman" w:cs="Times New Roman"/>
-          <w:sz w:val="28"/>
-          <w:szCs w:val="28"/>
-        </w:rPr>
-      </w:pPr>
-      <w:r>
-        <w:rPr>
-          <w:rFonts w:ascii="Times New Roman" w:hAnsi="Times New Roman" w:cs="Times New Roman"/>
-          <w:b/>
-          <w:bCs/>
-          <w:sz w:val="28"/>
-          <w:szCs w:val="28"/>
-        </w:rPr>
-        <w:t> </w:t>
-      </w:r>
-    </w:p>
-    <w:p>
-      <w:pPr>
-        <w:spacing w:after="120" w:line="240" w:lineRule="auto"/>
-        <w:ind w:left="0" w:right="0" w:firstLine="360"/>
-        <w:jc w:val="both"/>
-        <w:rPr>
-          <w:rFonts w:ascii="Times New Roman" w:hAnsi="Times New Roman" w:cs="Times New Roman"/>
-          <w:sz w:val="28"/>
-          <w:szCs w:val="28"/>
-        </w:rPr>
-      </w:pPr>
-      <w:r>
-        <w:rPr>
-          <w:rFonts w:ascii="Times New Roman" w:hAnsi="Times New Roman" w:cs="Times New Roman"/>
-          <w:b/>
-          <w:bCs/>
-          <w:sz w:val="28"/>
-          <w:szCs w:val="28"/>
-          <w:u w:val="single"/>
-        </w:rPr>
-        <w:lastRenderedPageBreak/>
         <w:t xml:space="preserve">Điều </w:t>
       </w:r>
       <w:r>
@@ -1303,8 +1291,8 @@
         <w:tblLook w:val="04A0" w:firstRow="1" w:lastRow="0" w:firstColumn="1" w:lastColumn="0" w:noHBand="0" w:noVBand="1"/>
       </w:tblPr>
       <w:tblGrid>
-        <w:gridCol w:w="4648"/>
-        <w:gridCol w:w="4648"/>
+        <w:gridCol w:w="4647"/>
+        <w:gridCol w:w="4649"/>
       </w:tblGrid>
       <w:tr>
         <w:tc>
@@ -1549,7 +1537,7 @@
                 <w:sz w:val="28"/>
                 <w:szCs w:val="28"/>
               </w:rPr>
-              <w:t>VÒNG A HÁ</w:t>
+              <w:t>HÀ THỊ NGỌC TRINH</w:t>
             </w:r>
             <w:bookmarkStart w:id="0" w:name="_GoBack"/>
             <w:bookmarkEnd w:id="0"/>
@@ -2582,6 +2570,7 @@
   <w:style w:type="character" w:default="1" w:styleId="DefaultParagraphFont">
     <w:name w:val="Default Paragraph Font"/>
     <w:uiPriority w:val="1"/>
+    <w:semiHidden/>
     <w:unhideWhenUsed/>
   </w:style>
   <w:style w:type="table" w:default="1" w:styleId="TableNormal">
@@ -2996,6 +2985,30 @@
 </file>
 
 <file path=customXml/item1.xml><?xml version="1.0" encoding="utf-8"?>
+<?mso-contentType ?>
+<FormTemplates xmlns="http://schemas.microsoft.com/sharepoint/v3/contenttype/forms">
+  <Display>DocumentLibraryForm</Display>
+  <Edit>DocumentLibraryForm</Edit>
+  <New>DocumentLibraryForm</New>
+</FormTemplates>
+</file>
+
+<file path=customXml/item2.xml><?xml version="1.0" encoding="utf-8"?>
+<p:properties xmlns:p="http://schemas.microsoft.com/office/2006/metadata/properties" xmlns:xsi="http://www.w3.org/2001/XMLSchema-instance" xmlns:pc="http://schemas.microsoft.com/office/infopath/2007/PartnerControls">
+  <documentManagement>
+    <AlternateThumbnailUrl xmlns="http://schemas.microsoft.com/sharepoint/v3">
+      <Url xsi:nil="true"/>
+      <Description xsi:nil="true"/>
+    </AlternateThumbnailUrl>
+    <VideoThumbnail xmlns="4ae7861e-4bff-47fb-9754-a3da037d4eb5" xsi:nil="true"/>
+    <ImageCreateDate xmlns="http://schemas.microsoft.com/sharepoint/v3" xsi:nil="true"/>
+    <GetImgForVideo xmlns="4ae7861e-4bff-47fb-9754-a3da037d4eb5" xsi:nil="true"/>
+    <Description xmlns="http://schemas.microsoft.com/sharepoint/v3" xsi:nil="true"/>
+  </documentManagement>
+</p:properties>
+</file>
+
+<file path=customXml/item3.xml><?xml version="1.0" encoding="utf-8"?>
 <ct:contentTypeSchema xmlns:ct="http://schemas.microsoft.com/office/2006/metadata/contentType" xmlns:ma="http://schemas.microsoft.com/office/2006/metadata/properties/metaAttributes" ct:_="" ma:_="" ma:contentTypeName="Picture" ma:contentTypeID="0x0101020088C615AFA6081A4EAC6D0C7B5DE5004C" ma:contentTypeVersion="3" ma:contentTypeDescription="Upload an image or a photograph." ma:contentTypeScope="" ma:versionID="8a358c36b680c6236bc77b7a1286c80c">
   <xsd:schema xmlns:xsd="http://www.w3.org/2001/XMLSchema" xmlns:xs="http://www.w3.org/2001/XMLSchema" xmlns:p="http://schemas.microsoft.com/office/2006/metadata/properties" xmlns:ns1="http://schemas.microsoft.com/sharepoint/v3" xmlns:ns2="4ae7861e-4bff-47fb-9754-a3da037d4eb5" targetNamespace="http://schemas.microsoft.com/office/2006/metadata/properties" ma:root="true" ma:fieldsID="1315e3235dfc98430f19347398624d38" ns1:_="" ns2:_="">
     <xsd:import namespace="http://schemas.microsoft.com/sharepoint/v3"/>
@@ -3183,31 +3196,26 @@
 </ct:contentTypeSchema>
 </file>
 
-<file path=customXml/item2.xml><?xml version="1.0" encoding="utf-8"?>
-<p:properties xmlns:p="http://schemas.microsoft.com/office/2006/metadata/properties" xmlns:xsi="http://www.w3.org/2001/XMLSchema-instance" xmlns:pc="http://schemas.microsoft.com/office/infopath/2007/PartnerControls">
-  <documentManagement>
-    <AlternateThumbnailUrl xmlns="http://schemas.microsoft.com/sharepoint/v3">
-      <Url xsi:nil="true"/>
-      <Description xsi:nil="true"/>
-    </AlternateThumbnailUrl>
-    <VideoThumbnail xmlns="4ae7861e-4bff-47fb-9754-a3da037d4eb5" xsi:nil="true"/>
-    <ImageCreateDate xmlns="http://schemas.microsoft.com/sharepoint/v3" xsi:nil="true"/>
-    <GetImgForVideo xmlns="4ae7861e-4bff-47fb-9754-a3da037d4eb5" xsi:nil="true"/>
-    <Description xmlns="http://schemas.microsoft.com/sharepoint/v3" xsi:nil="true"/>
-  </documentManagement>
-</p:properties>
+<file path=customXml/itemProps1.xml><?xml version="1.0" encoding="utf-8"?>
+<ds:datastoreItem xmlns:ds="http://schemas.openxmlformats.org/officeDocument/2006/customXml" ds:itemID="{AFD07A8A-035B-44B3-8740-60045F8E4C9F}">
+  <ds:schemaRefs>
+    <ds:schemaRef ds:uri="http://schemas.microsoft.com/sharepoint/v3/contenttype/forms"/>
+  </ds:schemaRefs>
+</ds:datastoreItem>
 </file>
 
-<file path=customXml/item3.xml><?xml version="1.0" encoding="utf-8"?>
-<?mso-contentType ?>
-<FormTemplates xmlns="http://schemas.microsoft.com/sharepoint/v3/contenttype/forms">
-  <Display>DocumentLibraryForm</Display>
-  <Edit>DocumentLibraryForm</Edit>
-  <New>DocumentLibraryForm</New>
-</FormTemplates>
+<file path=customXml/itemProps2.xml><?xml version="1.0" encoding="utf-8"?>
+<ds:datastoreItem xmlns:ds="http://schemas.openxmlformats.org/officeDocument/2006/customXml" ds:itemID="{DFBF5159-804B-4563-9B15-6A0468B25410}">
+  <ds:schemaRefs>
+    <ds:schemaRef ds:uri="http://schemas.microsoft.com/office/2006/metadata/properties"/>
+    <ds:schemaRef ds:uri="http://schemas.microsoft.com/office/infopath/2007/PartnerControls"/>
+    <ds:schemaRef ds:uri="http://schemas.microsoft.com/sharepoint/v3"/>
+    <ds:schemaRef ds:uri="4ae7861e-4bff-47fb-9754-a3da037d4eb5"/>
+  </ds:schemaRefs>
+</ds:datastoreItem>
 </file>
 
-<file path=customXml/itemProps1.xml><?xml version="1.0" encoding="utf-8"?>
+<file path=customXml/itemProps3.xml><?xml version="1.0" encoding="utf-8"?>
 <ds:datastoreItem xmlns:ds="http://schemas.openxmlformats.org/officeDocument/2006/customXml" ds:itemID="{8032CC91-C47F-435F-963C-35AB8945FB24}">
   <ds:schemaRefs>
     <ds:schemaRef ds:uri="http://schemas.microsoft.com/office/2006/metadata/contentType"/>
@@ -3224,23 +3232,4 @@
     <ds:schemaRef ds:uri="http://schemas.microsoft.com/internal/obd"/>
   </ds:schemaRefs>
 </ds:datastoreItem>
-</file>
-
-<file path=customXml/itemProps2.xml><?xml version="1.0" encoding="utf-8"?>
-<ds:datastoreItem xmlns:ds="http://schemas.openxmlformats.org/officeDocument/2006/customXml" ds:itemID="{DFBF5159-804B-4563-9B15-6A0468B25410}">
-  <ds:schemaRefs>
-    <ds:schemaRef ds:uri="http://schemas.microsoft.com/office/2006/metadata/properties"/>
-    <ds:schemaRef ds:uri="http://schemas.microsoft.com/office/infopath/2007/PartnerControls"/>
-    <ds:schemaRef ds:uri="http://schemas.microsoft.com/sharepoint/v3"/>
-    <ds:schemaRef ds:uri="4ae7861e-4bff-47fb-9754-a3da037d4eb5"/>
-  </ds:schemaRefs>
-</ds:datastoreItem>
-</file>
-
-<file path=customXml/itemProps3.xml><?xml version="1.0" encoding="utf-8"?>
-<ds:datastoreItem xmlns:ds="http://schemas.openxmlformats.org/officeDocument/2006/customXml" ds:itemID="{AFD07A8A-035B-44B3-8740-60045F8E4C9F}">
-  <ds:schemaRefs>
-    <ds:schemaRef ds:uri="http://schemas.microsoft.com/sharepoint/v3/contenttype/forms"/>
-  </ds:schemaRefs>
-</ds:datastoreItem>
 </file>